--- a/docassemble/MODivorceForms/data/templates/petition_attachment_addendum.docx
+++ b/docassemble/MODivorceForms/data/templates/petition_attachment_addendum.docx
@@ -1366,7 +1366,39 @@
           <w:sz w:val="24"/>
           <w:szCs w:val="24"/>
         </w:rPr>
-        <w:t>35b. What are the last four numbers of this child’s Social Security Number? **{{ row.ssn }}**</w:t>
+        <w:t xml:space="preserve">35b. What are the last four numbers of this child’s Social Security Number? **{{ </w:t>
+      </w:r>
+      <w:r>
+        <w:rPr>
+          <w:rFonts w:ascii="Helvetica" w:hAnsi="Helvetica"/>
+          <w:sz w:val="24"/>
+          <w:szCs w:val="24"/>
+        </w:rPr>
+        <w:t>redact(</w:t>
+      </w:r>
+      <w:r>
+        <w:rPr>
+          <w:rFonts w:ascii="Helvetica" w:hAnsi="Helvetica"/>
+          <w:sz w:val="24"/>
+          <w:szCs w:val="24"/>
+        </w:rPr>
+        <w:t>row.ssn</w:t>
+      </w:r>
+      <w:r>
+        <w:rPr>
+          <w:rFonts w:ascii="Helvetica" w:hAnsi="Helvetica"/>
+          <w:sz w:val="24"/>
+          <w:szCs w:val="24"/>
+        </w:rPr>
+        <w:t>)</w:t>
+      </w:r>
+      <w:r>
+        <w:rPr>
+          <w:rFonts w:ascii="Helvetica" w:hAnsi="Helvetica"/>
+          <w:sz w:val="24"/>
+          <w:szCs w:val="24"/>
+        </w:rPr>
+        <w:t xml:space="preserve"> }}**</w:t>
       </w:r>
     </w:p>
     <w:p>
@@ -1388,7 +1420,23 @@
           <w:sz w:val="24"/>
           <w:szCs w:val="24"/>
         </w:rPr>
-        <w:t>35c. What is the current address of this child?  **{{ child.address.on_one_line() }}</w:t>
+        <w:t xml:space="preserve">35c. What is the current address of this child?  **{{ </w:t>
+      </w:r>
+      <w:r>
+        <w:rPr>
+          <w:rFonts w:ascii="Helvetica" w:hAnsi="Helvetica"/>
+          <w:sz w:val="24"/>
+          <w:szCs w:val="24"/>
+        </w:rPr>
+        <w:t>row</w:t>
+      </w:r>
+      <w:r>
+        <w:rPr>
+          <w:rFonts w:ascii="Helvetica" w:hAnsi="Helvetica"/>
+          <w:sz w:val="24"/>
+          <w:szCs w:val="24"/>
+        </w:rPr>
+        <w:t>.address.on_one_line() }}</w:t>
       </w:r>
     </w:p>
     <w:p>
@@ -1410,7 +1458,23 @@
           <w:sz w:val="24"/>
           <w:szCs w:val="24"/>
         </w:rPr>
-        <w:t>35d. What is this child’s age? {{ "{:.0f}".format(date_difference(starting = row.birthdate,ending=today()).years) if date_difference(starting=row.birthdate,ending=today()).years &gt; 1 else date_difference(starting=children_of_marriage[0].birthdate, ending=today()).describe(specificity='month') }}</w:t>
+        <w:t>35d. What is this child’s age? {{ "{:.0f}".format(date_difference(starting = row.birthdate,ending=today()).years) if date_difference(starting=row.birthdate,ending=today()).years &gt; 1 else date_difference(starting=</w:t>
+      </w:r>
+      <w:r>
+        <w:rPr>
+          <w:rFonts w:ascii="Helvetica" w:hAnsi="Helvetica"/>
+          <w:sz w:val="24"/>
+          <w:szCs w:val="24"/>
+        </w:rPr>
+        <w:t>row</w:t>
+      </w:r>
+      <w:r>
+        <w:rPr>
+          <w:rFonts w:ascii="Helvetica" w:hAnsi="Helvetica"/>
+          <w:sz w:val="24"/>
+          <w:szCs w:val="24"/>
+        </w:rPr>
+        <w:t>.birthdate, ending=today()).describe(specificity='month') }}</w:t>
       </w:r>
     </w:p>
     <w:p>
@@ -1674,7 +1738,31 @@
           <w:sz w:val="24"/>
           <w:szCs w:val="24"/>
         </w:rPr>
-        <w:t>- users[0].name.full()</w:t>
+        <w:t xml:space="preserve">- </w:t>
+      </w:r>
+      <w:r>
+        <w:rPr>
+          <w:rFonts w:ascii="Helvetica" w:hAnsi="Helvetica"/>
+          <w:sz w:val="24"/>
+          <w:szCs w:val="24"/>
+        </w:rPr>
+        <w:t xml:space="preserve">{{ </w:t>
+      </w:r>
+      <w:r>
+        <w:rPr>
+          <w:rFonts w:ascii="Helvetica" w:hAnsi="Helvetica"/>
+          <w:sz w:val="24"/>
+          <w:szCs w:val="24"/>
+        </w:rPr>
+        <w:t xml:space="preserve">users[0].name.full() </w:t>
+      </w:r>
+      <w:r>
+        <w:rPr>
+          <w:rFonts w:ascii="Helvetica" w:hAnsi="Helvetica"/>
+          <w:sz w:val="24"/>
+          <w:szCs w:val="24"/>
+        </w:rPr>
+        <w:t>}}</w:t>
       </w:r>
     </w:p>
     <w:p>
@@ -1740,7 +1828,31 @@
           <w:sz w:val="24"/>
           <w:szCs w:val="24"/>
         </w:rPr>
-        <w:t>- other_parties[0].name.full()</w:t>
+        <w:t xml:space="preserve">- </w:t>
+      </w:r>
+      <w:r>
+        <w:rPr>
+          <w:rFonts w:ascii="Helvetica" w:hAnsi="Helvetica"/>
+          <w:sz w:val="24"/>
+          <w:szCs w:val="24"/>
+        </w:rPr>
+        <w:t xml:space="preserve">{{ </w:t>
+      </w:r>
+      <w:r>
+        <w:rPr>
+          <w:rFonts w:ascii="Helvetica" w:hAnsi="Helvetica"/>
+          <w:sz w:val="24"/>
+          <w:szCs w:val="24"/>
+        </w:rPr>
+        <w:t xml:space="preserve">other_parties[0].name.full() </w:t>
+      </w:r>
+      <w:r>
+        <w:rPr>
+          <w:rFonts w:ascii="Helvetica" w:hAnsi="Helvetica"/>
+          <w:sz w:val="24"/>
+          <w:szCs w:val="24"/>
+        </w:rPr>
+        <w:t>}}</w:t>
       </w:r>
     </w:p>
     <w:p>

--- a/docassemble/MODivorceForms/data/templates/petition_attachment_addendum.docx
+++ b/docassemble/MODivorceForms/data/templates/petition_attachment_addendum.docx
@@ -1344,7 +1344,7 @@
           <w:sz w:val="24"/>
           <w:szCs w:val="24"/>
         </w:rPr>
-        <w:t>35a. What is the full name of this child?  **{{ row.name.full() }}**</w:t>
+        <w:t>35a. What is the full name of this child?  {{ row.name.full() }}</w:t>
       </w:r>
     </w:p>
     <w:p>
@@ -1366,7 +1366,7 @@
           <w:sz w:val="24"/>
           <w:szCs w:val="24"/>
         </w:rPr>
-        <w:t xml:space="preserve">35b. What are the last four numbers of this child’s Social Security Number? **{{ </w:t>
+        <w:t xml:space="preserve">35b. What are the last four numbers of this child’s Social Security Number? {{ </w:t>
       </w:r>
       <w:r>
         <w:rPr>
@@ -1398,7 +1398,7 @@
           <w:sz w:val="24"/>
           <w:szCs w:val="24"/>
         </w:rPr>
-        <w:t xml:space="preserve"> }}**</w:t>
+        <w:t xml:space="preserve"> }}</w:t>
       </w:r>
     </w:p>
     <w:p>
@@ -1420,7 +1420,7 @@
           <w:sz w:val="24"/>
           <w:szCs w:val="24"/>
         </w:rPr>
-        <w:t xml:space="preserve">35c. What is the current address of this child?  **{{ </w:t>
+        <w:t xml:space="preserve">35c. What is the current address of this child?  {{ </w:t>
       </w:r>
       <w:r>
         <w:rPr>
@@ -1606,7 +1606,7 @@
           <w:sz w:val="24"/>
           <w:szCs w:val="24"/>
         </w:rPr>
-        <w:t>{{ output_checkbox(row.special_factors["married"]) }} This child is attending college or vocational school.</w:t>
+        <w:t>{{ output_checkbox(row.special_factors["college"]) }} This child is attending college or vocational school.</w:t>
       </w:r>
     </w:p>
     <w:p>
@@ -1628,7 +1628,7 @@
           <w:sz w:val="24"/>
           <w:szCs w:val="24"/>
         </w:rPr>
-        <w:t>35f. With whom has this child primarily lived during the previous 60 days? **{{ row.lived_with.name.full() }}**</w:t>
+        <w:t>35f. With whom has this child primarily lived during the previous 60 days? {{ row.lived_with.name.full() }}</w:t>
       </w:r>
     </w:p>
     <w:p>
@@ -1650,7 +1650,7 @@
           <w:sz w:val="24"/>
           <w:szCs w:val="24"/>
         </w:rPr>
-        <w:t>35g. Who should have legal custody of this child? **{% if row.legal_custody == “Third Party” %}{{ legal_custody_other.name.full() }}{% elif row.legal_custody in [“petitioner”,”respondent”] %}{{ value(row.legal_custody) }}{% else %}{{ row.legal_custody }}{% endif %}**</w:t>
+        <w:t>35g. Who should have legal custody of this child? {% if row.legal_custody == “Third Party” %}{{ legal_custody_other.name.full() }}{% elif row.legal_custody in [“petitioner”,”respondent”] %}{{ value(row.legal_custody) }}{% else %}{{ row.legal_custody }}{% endif %}</w:t>
       </w:r>
     </w:p>
     <w:p>
@@ -1672,7 +1672,7 @@
           <w:sz w:val="24"/>
           <w:szCs w:val="24"/>
         </w:rPr>
-        <w:t>35h. Who should have physical custody of this child?  **{% if row.physical_custody == “Third Party” %}{{ physical_custody_other.name.full() }}{% elif row.physical_custody in [“petitioner”,”respondent”] %}{{ value(row.physical_custody) }}{% else %}{{ row.physical_custody }}{% endif %}**</w:t>
+        <w:t>35h. Who should have physical custody of this child?  {% if row.physical_custody == “Third Party” %}{{ physical_custody_other.name.full() }}{% elif row.physical_custody in [“petitioner”,”respondent”] %}{{ value(row.physical_custody) }}{% else %}{{ row.physical_custody }}{% endif %}</w:t>
       </w:r>
     </w:p>
     <w:p>
@@ -1918,7 +1918,7 @@
           <w:sz w:val="24"/>
           <w:szCs w:val="24"/>
         </w:rPr>
-        <w:t>- row..parent_other.name.full()</w:t>
+        <w:t>- {{ row.parent_other.name.full() }}</w:t>
       </w:r>
     </w:p>
     <w:p>
@@ -2009,7 +2009,7 @@
           <w:sz w:val="24"/>
           <w:szCs w:val="24"/>
         </w:rPr>
-        <w:t>- users[0].name.full()</w:t>
+        <w:t>- {{ users[0].name.full() }}</w:t>
       </w:r>
     </w:p>
     <w:p>
@@ -2075,7 +2075,7 @@
           <w:sz w:val="24"/>
           <w:szCs w:val="24"/>
         </w:rPr>
-        <w:t>- other_parties[0].name.full()</w:t>
+        <w:t>- {{ other_parties[0].name.full() }}</w:t>
       </w:r>
     </w:p>
     <w:p>
@@ -2141,7 +2141,7 @@
           <w:sz w:val="24"/>
           <w:szCs w:val="24"/>
         </w:rPr>
-        <w:t>- row..parent_other.name.full()</w:t>
+        <w:t>- {{ row.parent_other.name.full() }}</w:t>
       </w:r>
     </w:p>
     <w:p>

--- a/docassemble/MODivorceForms/data/templates/petition_attachment_addendum.docx
+++ b/docassemble/MODivorceForms/data/templates/petition_attachment_addendum.docx
@@ -1366,115 +1366,51 @@
           <w:sz w:val="24"/>
           <w:szCs w:val="24"/>
         </w:rPr>
-        <w:t xml:space="preserve">35b. What are the last four numbers of this child’s Social Security Number? {{ </w:t>
-      </w:r>
-      <w:r>
-        <w:rPr>
-          <w:rFonts w:ascii="Helvetica" w:hAnsi="Helvetica"/>
-          <w:sz w:val="24"/>
-          <w:szCs w:val="24"/>
-        </w:rPr>
-        <w:t>redact(</w:t>
-      </w:r>
-      <w:r>
-        <w:rPr>
-          <w:rFonts w:ascii="Helvetica" w:hAnsi="Helvetica"/>
-          <w:sz w:val="24"/>
-          <w:szCs w:val="24"/>
-        </w:rPr>
-        <w:t>row.ssn</w:t>
-      </w:r>
-      <w:r>
-        <w:rPr>
-          <w:rFonts w:ascii="Helvetica" w:hAnsi="Helvetica"/>
-          <w:sz w:val="24"/>
-          <w:szCs w:val="24"/>
-        </w:rPr>
-        <w:t>)</w:t>
-      </w:r>
-      <w:r>
-        <w:rPr>
-          <w:rFonts w:ascii="Helvetica" w:hAnsi="Helvetica"/>
-          <w:sz w:val="24"/>
-          <w:szCs w:val="24"/>
-        </w:rPr>
-        <w:t xml:space="preserve"> }}</w:t>
-      </w:r>
-    </w:p>
-    <w:p>
-      <w:pPr>
-        <w:pStyle w:val="Normal"/>
-        <w:widowControl/>
-        <w:bidi w:val="0"/>
-        <w:spacing w:lineRule="auto" w:line="259" w:before="0" w:after="160"/>
-        <w:jc w:val="left"/>
-        <w:rPr>
-          <w:rFonts w:ascii="Helvetica" w:hAnsi="Helvetica"/>
-          <w:sz w:val="24"/>
-          <w:szCs w:val="24"/>
-        </w:rPr>
-      </w:pPr>
-      <w:r>
-        <w:rPr>
-          <w:rFonts w:ascii="Helvetica" w:hAnsi="Helvetica"/>
-          <w:sz w:val="24"/>
-          <w:szCs w:val="24"/>
-        </w:rPr>
-        <w:t xml:space="preserve">35c. What is the current address of this child?  {{ </w:t>
-      </w:r>
-      <w:r>
-        <w:rPr>
-          <w:rFonts w:ascii="Helvetica" w:hAnsi="Helvetica"/>
-          <w:sz w:val="24"/>
-          <w:szCs w:val="24"/>
-        </w:rPr>
-        <w:t>row</w:t>
-      </w:r>
-      <w:r>
-        <w:rPr>
-          <w:rFonts w:ascii="Helvetica" w:hAnsi="Helvetica"/>
-          <w:sz w:val="24"/>
-          <w:szCs w:val="24"/>
-        </w:rPr>
-        <w:t>.address.on_one_line() }}</w:t>
-      </w:r>
-    </w:p>
-    <w:p>
-      <w:pPr>
-        <w:pStyle w:val="Normal"/>
-        <w:widowControl/>
-        <w:bidi w:val="0"/>
-        <w:spacing w:lineRule="auto" w:line="259" w:before="0" w:after="160"/>
-        <w:jc w:val="left"/>
-        <w:rPr>
-          <w:rFonts w:ascii="Helvetica" w:hAnsi="Helvetica"/>
-          <w:sz w:val="24"/>
-          <w:szCs w:val="24"/>
-        </w:rPr>
-      </w:pPr>
-      <w:r>
-        <w:rPr>
-          <w:rFonts w:ascii="Helvetica" w:hAnsi="Helvetica"/>
-          <w:sz w:val="24"/>
-          <w:szCs w:val="24"/>
-        </w:rPr>
-        <w:t>35d. What is this child’s age? {{ "{:.0f}".format(date_difference(starting = row.birthdate,ending=today()).years) if date_difference(starting=row.birthdate,ending=today()).years &gt; 1 else date_difference(starting=</w:t>
-      </w:r>
-      <w:r>
-        <w:rPr>
-          <w:rFonts w:ascii="Helvetica" w:hAnsi="Helvetica"/>
-          <w:sz w:val="24"/>
-          <w:szCs w:val="24"/>
-        </w:rPr>
-        <w:t>row</w:t>
-      </w:r>
-      <w:r>
-        <w:rPr>
-          <w:rFonts w:ascii="Helvetica" w:hAnsi="Helvetica"/>
-          <w:sz w:val="24"/>
-          <w:szCs w:val="24"/>
-        </w:rPr>
-        <w:t>.birthdate, ending=today()).describe(specificity='month') }}</w:t>
+        <w:t>35b. What are the last four numbers of this child’s Social Security Number? {{ redact(row.ssn) }}</w:t>
+      </w:r>
+    </w:p>
+    <w:p>
+      <w:pPr>
+        <w:pStyle w:val="Normal"/>
+        <w:widowControl/>
+        <w:bidi w:val="0"/>
+        <w:spacing w:lineRule="auto" w:line="259" w:before="0" w:after="160"/>
+        <w:jc w:val="left"/>
+        <w:rPr>
+          <w:rFonts w:ascii="Helvetica" w:hAnsi="Helvetica"/>
+          <w:sz w:val="24"/>
+          <w:szCs w:val="24"/>
+        </w:rPr>
+      </w:pPr>
+      <w:r>
+        <w:rPr>
+          <w:rFonts w:ascii="Helvetica" w:hAnsi="Helvetica"/>
+          <w:sz w:val="24"/>
+          <w:szCs w:val="24"/>
+        </w:rPr>
+        <w:t>35c. What is the current address of this child?  {{ row.address.on_one_line() }}</w:t>
+      </w:r>
+    </w:p>
+    <w:p>
+      <w:pPr>
+        <w:pStyle w:val="Normal"/>
+        <w:widowControl/>
+        <w:bidi w:val="0"/>
+        <w:spacing w:lineRule="auto" w:line="259" w:before="0" w:after="160"/>
+        <w:jc w:val="left"/>
+        <w:rPr>
+          <w:rFonts w:ascii="Helvetica" w:hAnsi="Helvetica"/>
+          <w:sz w:val="24"/>
+          <w:szCs w:val="24"/>
+        </w:rPr>
+      </w:pPr>
+      <w:r>
+        <w:rPr>
+          <w:rFonts w:ascii="Helvetica" w:hAnsi="Helvetica"/>
+          <w:sz w:val="24"/>
+          <w:szCs w:val="24"/>
+        </w:rPr>
+        <w:t>35d. What is this child’s age? {{ "{:.0f}".format(date_difference(starting = row.birthdate,ending=today()).years) if date_difference(starting=row.birthdate,ending=today()).years &gt; 1 else date_difference(starting=row.birthdate, ending=today()).describe(specificity='month') }}</w:t>
       </w:r>
     </w:p>
     <w:p>
@@ -1738,31 +1674,7 @@
           <w:sz w:val="24"/>
           <w:szCs w:val="24"/>
         </w:rPr>
-        <w:t xml:space="preserve">- </w:t>
-      </w:r>
-      <w:r>
-        <w:rPr>
-          <w:rFonts w:ascii="Helvetica" w:hAnsi="Helvetica"/>
-          <w:sz w:val="24"/>
-          <w:szCs w:val="24"/>
-        </w:rPr>
-        <w:t xml:space="preserve">{{ </w:t>
-      </w:r>
-      <w:r>
-        <w:rPr>
-          <w:rFonts w:ascii="Helvetica" w:hAnsi="Helvetica"/>
-          <w:sz w:val="24"/>
-          <w:szCs w:val="24"/>
-        </w:rPr>
-        <w:t xml:space="preserve">users[0].name.full() </w:t>
-      </w:r>
-      <w:r>
-        <w:rPr>
-          <w:rFonts w:ascii="Helvetica" w:hAnsi="Helvetica"/>
-          <w:sz w:val="24"/>
-          <w:szCs w:val="24"/>
-        </w:rPr>
-        <w:t>}}</w:t>
+        <w:t>- {{ users[0].name.full() }}</w:t>
       </w:r>
     </w:p>
     <w:p>
@@ -1828,31 +1740,7 @@
           <w:sz w:val="24"/>
           <w:szCs w:val="24"/>
         </w:rPr>
-        <w:t xml:space="preserve">- </w:t>
-      </w:r>
-      <w:r>
-        <w:rPr>
-          <w:rFonts w:ascii="Helvetica" w:hAnsi="Helvetica"/>
-          <w:sz w:val="24"/>
-          <w:szCs w:val="24"/>
-        </w:rPr>
-        <w:t xml:space="preserve">{{ </w:t>
-      </w:r>
-      <w:r>
-        <w:rPr>
-          <w:rFonts w:ascii="Helvetica" w:hAnsi="Helvetica"/>
-          <w:sz w:val="24"/>
-          <w:szCs w:val="24"/>
-        </w:rPr>
-        <w:t xml:space="preserve">other_parties[0].name.full() </w:t>
-      </w:r>
-      <w:r>
-        <w:rPr>
-          <w:rFonts w:ascii="Helvetica" w:hAnsi="Helvetica"/>
-          <w:sz w:val="24"/>
-          <w:szCs w:val="24"/>
-        </w:rPr>
-        <w:t>}}</w:t>
+        <w:t>- {{ other_parties[0].name.full() }}</w:t>
       </w:r>
     </w:p>
     <w:p>
